--- a/c08/FILM-Excel-08-Mapare.docx
+++ b/c08/FILM-Excel-08-Mapare.docx
@@ -8,7 +8,7 @@
           <w:b/>
           <w:sz w:val="44"/>
         </w:rPr>
-        <w:t>FILM · C08 CARTOGRAFIERE</w:t>
+        <w:t>FILM · C08 MAPAREA TABELELOR</w:t>
       </w:r>
     </w:p>
     <w:p>
@@ -519,7 +519,7 @@
           <w:rFonts w:ascii="Calibri" w:hAnsi="Calibri"/>
           <w:sz w:val="20"/>
         </w:rPr>
-        <w:t>Constructia 08 ECOSISTEMUL SETULUI preia setul de la constructia precedenta. C07 a citit memoria temporala a setului. C08 cartografiaza ecosistemul: ce seturi-satelit il descriu, ce chei le leaga, ce rol joaca fiecare, ce campuri externe exista si in ce nu vorbesc inca aceeasi limba.</w:t>
+        <w:t>Constructia 08 MAPAREA TABELELOR preia setul de la constructia precedenta. C07 a citit memoria temporala a setului. C08 cartografiaza ecosistemul: ce seturi-satelit il descriu, ce chei le leaga, ce rol joaca fiecare, ce campuri externe exista si in ce nu vorbesc inca aceeasi limba.</w:t>
       </w:r>
     </w:p>
     <w:p>
@@ -2081,7 +2081,7 @@
           <w:rFonts w:ascii="Calibri" w:hAnsi="Calibri"/>
           <w:sz w:val="20"/>
         </w:rPr>
-        <w:t>Pack 02 Excel · Constructia 08 ECOSISTEMUL SETULUI.</w:t>
+        <w:t>Pack 02 Excel · Constructia 08 MAPAREA TABELELOR.</w:t>
       </w:r>
     </w:p>
     <w:p>
